--- a/Figures & Tables/SI Table X_Linear time trend regression.docx
+++ b/Figures & Tables/SI Table X_Linear time trend regression.docx
@@ -9985,7 +9985,7 @@
                 <w:szCs w:val="20"/>
                 <w:color w:val="000000"/>
               </w:rPr>
-              <w:t xml:space="preserve">Food system emissions per capita</w:t>
+              <w:t xml:space="preserve">Food system emissions change</w:t>
             </w:r>
           </w:p>
         </w:tc>
@@ -10039,7 +10039,7 @@
                 <w:szCs w:val="20"/>
                 <w:color w:val="000000"/>
               </w:rPr>
-              <w:t xml:space="preserve">-0.057</w:t>
+              <w:t xml:space="preserve">0.132</w:t>
             </w:r>
           </w:p>
         </w:tc>
@@ -10093,7 +10093,7 @@
                 <w:szCs w:val="20"/>
                 <w:color w:val="000000"/>
               </w:rPr>
-              <w:t xml:space="preserve">0.028</w:t>
+              <w:t xml:space="preserve">0.046</w:t>
             </w:r>
           </w:p>
         </w:tc>
@@ -10147,7 +10147,7 @@
                 <w:szCs w:val="20"/>
                 <w:color w:val="000000"/>
               </w:rPr>
-              <w:t xml:space="preserve">0.041</w:t>
+              <w:t xml:space="preserve">0.004</w:t>
             </w:r>
           </w:p>
         </w:tc>
@@ -10201,7 +10201,7 @@
                 <w:szCs w:val="20"/>
                 <w:color w:val="000000"/>
               </w:rPr>
-              <w:t xml:space="preserve">*</w:t>
+              <w:t xml:space="preserve">**</w:t>
             </w:r>
           </w:p>
         </w:tc>
@@ -10255,7 +10255,7 @@
                 <w:szCs w:val="20"/>
                 <w:color w:val="000000"/>
               </w:rPr>
-              <w:t xml:space="preserve">-0.111</w:t>
+              <w:t xml:space="preserve">0.042</w:t>
             </w:r>
           </w:p>
         </w:tc>
@@ -10309,7 +10309,7 @@
                 <w:szCs w:val="20"/>
                 <w:color w:val="000000"/>
               </w:rPr>
-              <w:t xml:space="preserve">-0.002</w:t>
+              <w:t xml:space="preserve">0.222</w:t>
             </w:r>
           </w:p>
         </w:tc>
@@ -10417,7 +10417,7 @@
                 <w:szCs w:val="20"/>
                 <w:color w:val="000000"/>
               </w:rPr>
-              <w:t xml:space="preserve">Desirable change</w:t>
+              <w:t xml:space="preserve">Undesirable change</w:t>
             </w:r>
           </w:p>
         </w:tc>
@@ -10471,7 +10471,7 @@
                 <w:szCs w:val="20"/>
                 <w:color w:val="000000"/>
               </w:rPr>
-              <w:t xml:space="preserve">189</w:t>
+              <w:t xml:space="preserve">192</w:t>
             </w:r>
           </w:p>
         </w:tc>
@@ -10525,7 +10525,7 @@
                 <w:szCs w:val="20"/>
                 <w:color w:val="000000"/>
               </w:rPr>
-              <w:t xml:space="preserve">2000</w:t>
+              <w:t xml:space="preserve">2011</w:t>
             </w:r>
           </w:p>
         </w:tc>
@@ -10579,7 +10579,7 @@
                 <w:szCs w:val="20"/>
                 <w:color w:val="000000"/>
               </w:rPr>
-              <w:t xml:space="preserve">2023</w:t>
+              <w:t xml:space="preserve">2022</w:t>
             </w:r>
           </w:p>
         </w:tc>
@@ -10633,7 +10633,7 @@
                 <w:szCs w:val="20"/>
                 <w:color w:val="000000"/>
               </w:rPr>
-              <w:t xml:space="preserve">24</w:t>
+              <w:t xml:space="preserve">12</w:t>
             </w:r>
           </w:p>
         </w:tc>
